--- a/labs_reports/Лабораторна робота 1.docx
+++ b/labs_reports/Лабораторна робота 1.docx
@@ -670,18 +670,7 @@
           <w:lang w:val="uk-UA"/>
           <w14:ligatures w14:val="none"/>
         </w:rPr>
-        <w:t>Мізік А. О</w:t>
-      </w:r>
-      <w:r>
-        <w:rPr>
-          <w:rFonts w:eastAsia="Calibri" w:cs="Times New Roman"/>
-          <w:noProof/>
-          <w:kern w:val="0"/>
-          <w:szCs w:val="28"/>
-          <w:lang w:val="uk-UA"/>
-          <w14:ligatures w14:val="none"/>
-        </w:rPr>
-        <w:t>.</w:t>
+        <w:t>Мізік А. О.</w:t>
       </w:r>
     </w:p>
     <w:p>
@@ -874,6 +863,55 @@
         <w:lastRenderedPageBreak/>
         <w:t>Збір функціональних та нефункціональних вимог</w:t>
       </w:r>
+    </w:p>
+    <w:p>
+      <w:pPr>
+        <w:ind w:firstLine="0"/>
+        <w:rPr>
+          <w:rFonts w:cs="Times New Roman"/>
+          <w:szCs w:val="28"/>
+          <w:lang w:val="uk-UA"/>
+        </w:rPr>
+      </w:pPr>
+      <w:r>
+        <w:rPr>
+          <w:rFonts w:cs="Times New Roman"/>
+          <w:b/>
+          <w:szCs w:val="28"/>
+          <w:lang w:val="uk-UA"/>
+        </w:rPr>
+        <w:t xml:space="preserve">Посилання на </w:t>
+      </w:r>
+      <w:proofErr w:type="spellStart"/>
+      <w:r>
+        <w:rPr>
+          <w:rFonts w:cs="Times New Roman"/>
+          <w:b/>
+          <w:szCs w:val="28"/>
+          <w:lang w:val="uk-UA"/>
+        </w:rPr>
+        <w:t>репозиторій</w:t>
+      </w:r>
+      <w:proofErr w:type="spellEnd"/>
+      <w:r>
+        <w:rPr>
+          <w:rFonts w:cs="Times New Roman"/>
+          <w:b/>
+          <w:szCs w:val="28"/>
+          <w:lang w:val="uk-UA"/>
+        </w:rPr>
+        <w:t xml:space="preserve">: </w:t>
+      </w:r>
+      <w:r>
+        <w:rPr>
+          <w:rFonts w:cs="Times New Roman"/>
+          <w:szCs w:val="28"/>
+          <w:lang w:val="uk-UA"/>
+        </w:rPr>
+        <w:t>https://github.com/Romario-Desantes/TRVD_2026_404TN_Chornoruk_Labs</w:t>
+      </w:r>
+      <w:bookmarkStart w:id="0" w:name="_GoBack"/>
+      <w:bookmarkEnd w:id="0"/>
     </w:p>
     <w:p>
       <w:pPr>
@@ -1940,6 +1978,7 @@
           <w:szCs w:val="28"/>
           <w:lang w:val="uk-UA"/>
         </w:rPr>
+        <w:lastRenderedPageBreak/>
         <w:br w:type="page"/>
       </w:r>
     </w:p>
@@ -4665,8 +4704,6 @@
           <w:lang w:val="uk-UA"/>
         </w:rPr>
       </w:pPr>
-      <w:bookmarkStart w:id="0" w:name="_GoBack"/>
-      <w:bookmarkEnd w:id="0"/>
       <w:r>
         <w:rPr>
           <w:rFonts w:cs="Times New Roman"/>
@@ -7225,6 +7262,7 @@
   <w:style w:type="character" w:default="1" w:styleId="a0">
     <w:name w:val="Default Paragraph Font"/>
     <w:uiPriority w:val="1"/>
+    <w:semiHidden/>
     <w:unhideWhenUsed/>
   </w:style>
   <w:style w:type="table" w:default="1" w:styleId="a1">

--- a/labs_reports/Лабораторна робота 1.docx
+++ b/labs_reports/Лабораторна робота 1.docx
@@ -880,27 +880,7 @@
           <w:szCs w:val="28"/>
           <w:lang w:val="uk-UA"/>
         </w:rPr>
-        <w:t xml:space="preserve">Посилання на </w:t>
-      </w:r>
-      <w:proofErr w:type="spellStart"/>
-      <w:r>
-        <w:rPr>
-          <w:rFonts w:cs="Times New Roman"/>
-          <w:b/>
-          <w:szCs w:val="28"/>
-          <w:lang w:val="uk-UA"/>
-        </w:rPr>
-        <w:t>репозиторій</w:t>
-      </w:r>
-      <w:proofErr w:type="spellEnd"/>
-      <w:r>
-        <w:rPr>
-          <w:rFonts w:cs="Times New Roman"/>
-          <w:b/>
-          <w:szCs w:val="28"/>
-          <w:lang w:val="uk-UA"/>
-        </w:rPr>
-        <w:t xml:space="preserve">: </w:t>
+        <w:t xml:space="preserve">Посилання на репозиторій: </w:t>
       </w:r>
       <w:r>
         <w:rPr>
@@ -910,8 +890,6 @@
         </w:rPr>
         <w:t>https://github.com/Romario-Desantes/TRVD_2026_404TN_Chornoruk_Labs</w:t>
       </w:r>
-      <w:bookmarkStart w:id="0" w:name="_GoBack"/>
-      <w:bookmarkEnd w:id="0"/>
     </w:p>
     <w:p>
       <w:pPr>
@@ -927,458 +905,62 @@
           <w:szCs w:val="28"/>
           <w:lang w:val="uk-UA"/>
         </w:rPr>
-        <w:t xml:space="preserve">Тема </w:t>
-      </w:r>
-      <w:proofErr w:type="spellStart"/>
-      <w:r>
-        <w:rPr>
-          <w:rFonts w:cs="Times New Roman"/>
-          <w:b/>
-          <w:szCs w:val="28"/>
-          <w:lang w:val="uk-UA"/>
-        </w:rPr>
-        <w:t>проєкту</w:t>
-      </w:r>
-      <w:proofErr w:type="spellEnd"/>
-      <w:r>
-        <w:rPr>
-          <w:rFonts w:cs="Times New Roman"/>
-          <w:b/>
-          <w:szCs w:val="28"/>
-          <w:lang w:val="uk-UA"/>
-        </w:rPr>
-        <w:t xml:space="preserve">: </w:t>
+        <w:t xml:space="preserve">Тема проєкту: </w:t>
       </w:r>
       <w:r>
         <w:rPr>
           <w:lang w:val="ru-RU"/>
         </w:rPr>
-        <w:t xml:space="preserve">Веб-система </w:t>
-      </w:r>
-      <w:proofErr w:type="spellStart"/>
-      <w:r>
+        <w:t>Веб-система управління студентським гуртожитком</w:t>
+      </w:r>
+    </w:p>
+    <w:p>
+      <w:pPr>
+        <w:ind w:firstLine="0"/>
         <w:rPr>
           <w:lang w:val="ru-RU"/>
         </w:rPr>
-        <w:t>управління</w:t>
-      </w:r>
-      <w:proofErr w:type="spellEnd"/>
-      <w:r>
-        <w:rPr>
+      </w:pPr>
+      <w:r>
+        <w:rPr>
+          <w:b/>
           <w:lang w:val="ru-RU"/>
         </w:rPr>
-        <w:t xml:space="preserve"> </w:t>
-      </w:r>
-      <w:proofErr w:type="spellStart"/>
+        <w:t xml:space="preserve">Опис: </w:t>
+      </w:r>
       <w:r>
         <w:rPr>
           <w:lang w:val="ru-RU"/>
         </w:rPr>
-        <w:t>студентським</w:t>
-      </w:r>
-      <w:proofErr w:type="spellEnd"/>
-      <w:r>
-        <w:rPr>
+        <w:t>Веб-додаток призначений для автоматизації адміністративних та побутових процесів у гуртожитку. Система замінює паперові журнали цифровими аналогами, спрощує комунікацію між студентами та адміністрацією, а також забезпечує контроль доступу та облік ремонтних робіт.</w:t>
+      </w:r>
+    </w:p>
+    <w:p>
+      <w:pPr>
+        <w:ind w:firstLine="0"/>
+        <w:rPr>
+          <w:rFonts w:cs="Times New Roman"/>
+          <w:b/>
+          <w:szCs w:val="28"/>
+        </w:rPr>
+      </w:pPr>
+      <w:r>
+        <w:rPr>
+          <w:rFonts w:cs="Times New Roman"/>
+          <w:b/>
+          <w:szCs w:val="28"/>
           <w:lang w:val="ru-RU"/>
         </w:rPr>
-        <w:t xml:space="preserve"> </w:t>
-      </w:r>
-      <w:proofErr w:type="spellStart"/>
-      <w:r>
-        <w:rPr>
+        <w:t xml:space="preserve">1. </w:t>
+      </w:r>
+      <w:r>
+        <w:rPr>
+          <w:rFonts w:cs="Times New Roman"/>
+          <w:b/>
+          <w:szCs w:val="28"/>
           <w:lang w:val="ru-RU"/>
         </w:rPr>
-        <w:t>гуртожитком</w:t>
-      </w:r>
-      <w:proofErr w:type="spellEnd"/>
-    </w:p>
-    <w:p>
-      <w:pPr>
-        <w:ind w:firstLine="0"/>
-        <w:rPr>
-          <w:lang w:val="ru-RU"/>
-        </w:rPr>
-      </w:pPr>
-      <w:proofErr w:type="spellStart"/>
-      <w:r>
-        <w:rPr>
-          <w:b/>
-          <w:lang w:val="ru-RU"/>
-        </w:rPr>
-        <w:t>Опис</w:t>
-      </w:r>
-      <w:proofErr w:type="spellEnd"/>
-      <w:r>
-        <w:rPr>
-          <w:b/>
-          <w:lang w:val="ru-RU"/>
-        </w:rPr>
-        <w:t xml:space="preserve">: </w:t>
-      </w:r>
-      <w:r>
-        <w:rPr>
-          <w:lang w:val="ru-RU"/>
-        </w:rPr>
-        <w:t>Веб-</w:t>
-      </w:r>
-      <w:proofErr w:type="spellStart"/>
-      <w:r>
-        <w:rPr>
-          <w:lang w:val="ru-RU"/>
-        </w:rPr>
-        <w:t>додаток</w:t>
-      </w:r>
-      <w:proofErr w:type="spellEnd"/>
-      <w:r>
-        <w:rPr>
-          <w:lang w:val="ru-RU"/>
-        </w:rPr>
-        <w:t xml:space="preserve"> </w:t>
-      </w:r>
-      <w:proofErr w:type="spellStart"/>
-      <w:r>
-        <w:rPr>
-          <w:lang w:val="ru-RU"/>
-        </w:rPr>
-        <w:t>призначений</w:t>
-      </w:r>
-      <w:proofErr w:type="spellEnd"/>
-      <w:r>
-        <w:rPr>
-          <w:lang w:val="ru-RU"/>
-        </w:rPr>
-        <w:t xml:space="preserve"> для </w:t>
-      </w:r>
-      <w:proofErr w:type="spellStart"/>
-      <w:r>
-        <w:rPr>
-          <w:lang w:val="ru-RU"/>
-        </w:rPr>
-        <w:t>автоматизації</w:t>
-      </w:r>
-      <w:proofErr w:type="spellEnd"/>
-      <w:r>
-        <w:rPr>
-          <w:lang w:val="ru-RU"/>
-        </w:rPr>
-        <w:t xml:space="preserve"> </w:t>
-      </w:r>
-      <w:proofErr w:type="spellStart"/>
-      <w:r>
-        <w:rPr>
-          <w:lang w:val="ru-RU"/>
-        </w:rPr>
-        <w:t>адміністративних</w:t>
-      </w:r>
-      <w:proofErr w:type="spellEnd"/>
-      <w:r>
-        <w:rPr>
-          <w:lang w:val="ru-RU"/>
-        </w:rPr>
-        <w:t xml:space="preserve"> та </w:t>
-      </w:r>
-      <w:proofErr w:type="spellStart"/>
-      <w:r>
-        <w:rPr>
-          <w:lang w:val="ru-RU"/>
-        </w:rPr>
-        <w:t>побутових</w:t>
-      </w:r>
-      <w:proofErr w:type="spellEnd"/>
-      <w:r>
-        <w:rPr>
-          <w:lang w:val="ru-RU"/>
-        </w:rPr>
-        <w:t xml:space="preserve"> </w:t>
-      </w:r>
-      <w:proofErr w:type="spellStart"/>
-      <w:r>
-        <w:rPr>
-          <w:lang w:val="ru-RU"/>
-        </w:rPr>
-        <w:t>процесів</w:t>
-      </w:r>
-      <w:proofErr w:type="spellEnd"/>
-      <w:r>
-        <w:rPr>
-          <w:lang w:val="ru-RU"/>
-        </w:rPr>
-        <w:t xml:space="preserve"> у </w:t>
-      </w:r>
-      <w:proofErr w:type="spellStart"/>
-      <w:r>
-        <w:rPr>
-          <w:lang w:val="ru-RU"/>
-        </w:rPr>
-        <w:t>гуртожитку</w:t>
-      </w:r>
-      <w:proofErr w:type="spellEnd"/>
-      <w:r>
-        <w:rPr>
-          <w:lang w:val="ru-RU"/>
-        </w:rPr>
-        <w:t xml:space="preserve">. Система </w:t>
-      </w:r>
-      <w:proofErr w:type="spellStart"/>
-      <w:r>
-        <w:rPr>
-          <w:lang w:val="ru-RU"/>
-        </w:rPr>
-        <w:t>замінює</w:t>
-      </w:r>
-      <w:proofErr w:type="spellEnd"/>
-      <w:r>
-        <w:rPr>
-          <w:lang w:val="ru-RU"/>
-        </w:rPr>
-        <w:t xml:space="preserve"> </w:t>
-      </w:r>
-      <w:proofErr w:type="spellStart"/>
-      <w:r>
-        <w:rPr>
-          <w:lang w:val="ru-RU"/>
-        </w:rPr>
-        <w:t>паперові</w:t>
-      </w:r>
-      <w:proofErr w:type="spellEnd"/>
-      <w:r>
-        <w:rPr>
-          <w:lang w:val="ru-RU"/>
-        </w:rPr>
-        <w:t xml:space="preserve"> </w:t>
-      </w:r>
-      <w:proofErr w:type="spellStart"/>
-      <w:r>
-        <w:rPr>
-          <w:lang w:val="ru-RU"/>
-        </w:rPr>
-        <w:t>журнали</w:t>
-      </w:r>
-      <w:proofErr w:type="spellEnd"/>
-      <w:r>
-        <w:rPr>
-          <w:lang w:val="ru-RU"/>
-        </w:rPr>
-        <w:t xml:space="preserve"> </w:t>
-      </w:r>
-      <w:proofErr w:type="spellStart"/>
-      <w:r>
-        <w:rPr>
-          <w:lang w:val="ru-RU"/>
-        </w:rPr>
-        <w:t>цифровими</w:t>
-      </w:r>
-      <w:proofErr w:type="spellEnd"/>
-      <w:r>
-        <w:rPr>
-          <w:lang w:val="ru-RU"/>
-        </w:rPr>
-        <w:t xml:space="preserve"> аналогами, </w:t>
-      </w:r>
-      <w:proofErr w:type="spellStart"/>
-      <w:r>
-        <w:rPr>
-          <w:lang w:val="ru-RU"/>
-        </w:rPr>
-        <w:t>спрощує</w:t>
-      </w:r>
-      <w:proofErr w:type="spellEnd"/>
-      <w:r>
-        <w:rPr>
-          <w:lang w:val="ru-RU"/>
-        </w:rPr>
-        <w:t xml:space="preserve"> </w:t>
-      </w:r>
-      <w:proofErr w:type="spellStart"/>
-      <w:r>
-        <w:rPr>
-          <w:lang w:val="ru-RU"/>
-        </w:rPr>
-        <w:t>комунікацію</w:t>
-      </w:r>
-      <w:proofErr w:type="spellEnd"/>
-      <w:r>
-        <w:rPr>
-          <w:lang w:val="ru-RU"/>
-        </w:rPr>
-        <w:t xml:space="preserve"> </w:t>
-      </w:r>
-      <w:proofErr w:type="spellStart"/>
-      <w:r>
-        <w:rPr>
-          <w:lang w:val="ru-RU"/>
-        </w:rPr>
-        <w:t>між</w:t>
-      </w:r>
-      <w:proofErr w:type="spellEnd"/>
-      <w:r>
-        <w:rPr>
-          <w:lang w:val="ru-RU"/>
-        </w:rPr>
-        <w:t xml:space="preserve"> студентами та </w:t>
-      </w:r>
-      <w:proofErr w:type="spellStart"/>
-      <w:r>
-        <w:rPr>
-          <w:lang w:val="ru-RU"/>
-        </w:rPr>
-        <w:t>адміністрацією</w:t>
-      </w:r>
-      <w:proofErr w:type="spellEnd"/>
-      <w:r>
-        <w:rPr>
-          <w:lang w:val="ru-RU"/>
-        </w:rPr>
-        <w:t xml:space="preserve">, а </w:t>
-      </w:r>
-      <w:proofErr w:type="spellStart"/>
-      <w:r>
-        <w:rPr>
-          <w:lang w:val="ru-RU"/>
-        </w:rPr>
-        <w:t>також</w:t>
-      </w:r>
-      <w:proofErr w:type="spellEnd"/>
-      <w:r>
-        <w:rPr>
-          <w:lang w:val="ru-RU"/>
-        </w:rPr>
-        <w:t xml:space="preserve"> </w:t>
-      </w:r>
-      <w:proofErr w:type="spellStart"/>
-      <w:r>
-        <w:rPr>
-          <w:lang w:val="ru-RU"/>
-        </w:rPr>
-        <w:t>забезпечує</w:t>
-      </w:r>
-      <w:proofErr w:type="spellEnd"/>
-      <w:r>
-        <w:rPr>
-          <w:lang w:val="ru-RU"/>
-        </w:rPr>
-        <w:t xml:space="preserve"> контроль доступу та </w:t>
-      </w:r>
-      <w:proofErr w:type="spellStart"/>
-      <w:r>
-        <w:rPr>
-          <w:lang w:val="ru-RU"/>
-        </w:rPr>
-        <w:t>облік</w:t>
-      </w:r>
-      <w:proofErr w:type="spellEnd"/>
-      <w:r>
-        <w:rPr>
-          <w:lang w:val="ru-RU"/>
-        </w:rPr>
-        <w:t xml:space="preserve"> </w:t>
-      </w:r>
-      <w:proofErr w:type="spellStart"/>
-      <w:r>
-        <w:rPr>
-          <w:lang w:val="ru-RU"/>
-        </w:rPr>
-        <w:t>ремонтних</w:t>
-      </w:r>
-      <w:proofErr w:type="spellEnd"/>
-      <w:r>
-        <w:rPr>
-          <w:lang w:val="ru-RU"/>
-        </w:rPr>
-        <w:t xml:space="preserve"> </w:t>
-      </w:r>
-      <w:proofErr w:type="spellStart"/>
-      <w:r>
-        <w:rPr>
-          <w:lang w:val="ru-RU"/>
-        </w:rPr>
-        <w:t>робіт</w:t>
-      </w:r>
-      <w:proofErr w:type="spellEnd"/>
-      <w:r>
-        <w:rPr>
-          <w:lang w:val="ru-RU"/>
-        </w:rPr>
-        <w:t>.</w:t>
-      </w:r>
-    </w:p>
-    <w:p>
-      <w:pPr>
-        <w:ind w:firstLine="0"/>
-        <w:rPr>
-          <w:rFonts w:cs="Times New Roman"/>
-          <w:b/>
-          <w:szCs w:val="28"/>
-        </w:rPr>
-      </w:pPr>
-      <w:r>
-        <w:rPr>
-          <w:rFonts w:cs="Times New Roman"/>
-          <w:b/>
-          <w:szCs w:val="28"/>
-          <w:lang w:val="ru-RU"/>
-        </w:rPr>
-        <w:t xml:space="preserve">1. </w:t>
-      </w:r>
-      <w:proofErr w:type="spellStart"/>
-      <w:r>
-        <w:rPr>
-          <w:rFonts w:cs="Times New Roman"/>
-          <w:b/>
-          <w:szCs w:val="28"/>
-          <w:lang w:val="ru-RU"/>
-        </w:rPr>
-        <w:t>Ідентифікація</w:t>
-      </w:r>
-      <w:proofErr w:type="spellEnd"/>
-      <w:r>
-        <w:rPr>
-          <w:rFonts w:cs="Times New Roman"/>
-          <w:b/>
-          <w:szCs w:val="28"/>
-          <w:lang w:val="ru-RU"/>
-        </w:rPr>
-        <w:t xml:space="preserve"> </w:t>
-      </w:r>
-      <w:proofErr w:type="spellStart"/>
-      <w:r>
-        <w:rPr>
-          <w:rFonts w:cs="Times New Roman"/>
-          <w:b/>
-          <w:szCs w:val="28"/>
-          <w:lang w:val="ru-RU"/>
-        </w:rPr>
-        <w:t>зацікавлених</w:t>
-      </w:r>
-      <w:proofErr w:type="spellEnd"/>
-      <w:r>
-        <w:rPr>
-          <w:rFonts w:cs="Times New Roman"/>
-          <w:b/>
-          <w:szCs w:val="28"/>
-          <w:lang w:val="ru-RU"/>
-        </w:rPr>
-        <w:t xml:space="preserve"> </w:t>
-      </w:r>
-      <w:proofErr w:type="spellStart"/>
-      <w:r>
-        <w:rPr>
-          <w:rFonts w:cs="Times New Roman"/>
-          <w:b/>
-          <w:szCs w:val="28"/>
-          <w:lang w:val="ru-RU"/>
-        </w:rPr>
-        <w:t>сторін</w:t>
-      </w:r>
-      <w:proofErr w:type="spellEnd"/>
-      <w:r>
-        <w:rPr>
-          <w:rFonts w:cs="Times New Roman"/>
-          <w:b/>
-          <w:szCs w:val="28"/>
-          <w:lang w:val="ru-RU"/>
-        </w:rPr>
-        <w:t xml:space="preserve"> </w:t>
+        <w:t xml:space="preserve">Ідентифікація зацікавлених сторін </w:t>
       </w:r>
     </w:p>
     <w:tbl>
@@ -1731,33 +1313,7 @@
                 <w:lang w:val="uk-UA" w:eastAsia="uk-UA"/>
                 <w14:ligatures w14:val="none"/>
               </w:rPr>
-              <w:t>Відповідає за пропускний режим. Потребує інструменту для швидкої перевірки прав доступу гостей (</w:t>
-            </w:r>
-            <w:proofErr w:type="spellStart"/>
-            <w:r>
-              <w:rPr>
-                <w:rFonts w:eastAsia="Times New Roman" w:cs="Times New Roman"/>
-                <w:color w:val="1F1F1F"/>
-                <w:kern w:val="0"/>
-                <w:szCs w:val="28"/>
-                <w:bdr w:val="none" w:sz="0" w:space="0" w:color="auto" w:frame="1"/>
-                <w:lang w:val="uk-UA" w:eastAsia="uk-UA"/>
-                <w14:ligatures w14:val="none"/>
-              </w:rPr>
-              <w:t>валідація</w:t>
-            </w:r>
-            <w:proofErr w:type="spellEnd"/>
-            <w:r>
-              <w:rPr>
-                <w:rFonts w:eastAsia="Times New Roman" w:cs="Times New Roman"/>
-                <w:color w:val="1F1F1F"/>
-                <w:kern w:val="0"/>
-                <w:szCs w:val="28"/>
-                <w:bdr w:val="none" w:sz="0" w:space="0" w:color="auto" w:frame="1"/>
-                <w:lang w:val="uk-UA" w:eastAsia="uk-UA"/>
-                <w14:ligatures w14:val="none"/>
-              </w:rPr>
-              <w:t xml:space="preserve"> перепусток).</w:t>
+              <w:t>Відповідає за пропускний режим. Потребує інструменту для швидкої перевірки прав доступу гостей (валідація перепусток).</w:t>
             </w:r>
           </w:p>
         </w:tc>
@@ -1825,33 +1381,7 @@
                 <w:lang w:val="uk-UA" w:eastAsia="uk-UA"/>
                 <w14:ligatures w14:val="none"/>
               </w:rPr>
-              <w:t xml:space="preserve">Співробітник університету, який контролює фінансові питання. Потребує підтвердження </w:t>
-            </w:r>
-            <w:proofErr w:type="spellStart"/>
-            <w:r>
-              <w:rPr>
-                <w:rFonts w:eastAsia="Times New Roman" w:cs="Times New Roman"/>
-                <w:color w:val="1F1F1F"/>
-                <w:kern w:val="0"/>
-                <w:szCs w:val="28"/>
-                <w:bdr w:val="none" w:sz="0" w:space="0" w:color="auto" w:frame="1"/>
-                <w:lang w:val="uk-UA" w:eastAsia="uk-UA"/>
-                <w14:ligatures w14:val="none"/>
-              </w:rPr>
-              <w:t>оплат</w:t>
-            </w:r>
-            <w:proofErr w:type="spellEnd"/>
-            <w:r>
-              <w:rPr>
-                <w:rFonts w:eastAsia="Times New Roman" w:cs="Times New Roman"/>
-                <w:color w:val="1F1F1F"/>
-                <w:kern w:val="0"/>
-                <w:szCs w:val="28"/>
-                <w:bdr w:val="none" w:sz="0" w:space="0" w:color="auto" w:frame="1"/>
-                <w:lang w:val="uk-UA" w:eastAsia="uk-UA"/>
-                <w14:ligatures w14:val="none"/>
-              </w:rPr>
-              <w:t xml:space="preserve"> від студентів та оновлення статусів заборгованості.</w:t>
+              <w:t>Співробітник університету, який контролює фінансові питання. Потребує підтвердження оплат від студентів та оновлення статусів заборгованості.</w:t>
             </w:r>
           </w:p>
         </w:tc>
@@ -1919,33 +1449,7 @@
                 <w:lang w:val="uk-UA" w:eastAsia="uk-UA"/>
                 <w14:ligatures w14:val="none"/>
               </w:rPr>
-              <w:t xml:space="preserve">Технічний спеціаліст, що відповідає за працездатність серверу, створення </w:t>
-            </w:r>
-            <w:proofErr w:type="spellStart"/>
-            <w:r>
-              <w:rPr>
-                <w:rFonts w:eastAsia="Times New Roman" w:cs="Times New Roman"/>
-                <w:color w:val="1F1F1F"/>
-                <w:kern w:val="0"/>
-                <w:szCs w:val="28"/>
-                <w:bdr w:val="none" w:sz="0" w:space="0" w:color="auto" w:frame="1"/>
-                <w:lang w:val="uk-UA" w:eastAsia="uk-UA"/>
-                <w14:ligatures w14:val="none"/>
-              </w:rPr>
-              <w:t>бекапів</w:t>
-            </w:r>
-            <w:proofErr w:type="spellEnd"/>
-            <w:r>
-              <w:rPr>
-                <w:rFonts w:eastAsia="Times New Roman" w:cs="Times New Roman"/>
-                <w:color w:val="1F1F1F"/>
-                <w:kern w:val="0"/>
-                <w:szCs w:val="28"/>
-                <w:bdr w:val="none" w:sz="0" w:space="0" w:color="auto" w:frame="1"/>
-                <w:lang w:val="uk-UA" w:eastAsia="uk-UA"/>
-                <w14:ligatures w14:val="none"/>
-              </w:rPr>
-              <w:t xml:space="preserve"> та налаштування глобальних параметрів (тарифи, ролі користувачів).</w:t>
+              <w:t>Технічний спеціаліст, що відповідає за працездатність серверу, створення бекапів та налаштування глобальних параметрів (тарифи, ролі користувачів).</w:t>
             </w:r>
           </w:p>
         </w:tc>
@@ -1953,16 +1457,6 @@
     </w:tbl>
     <w:p>
       <w:pPr>
-        <w:ind w:firstLine="0"/>
-        <w:rPr>
-          <w:rFonts w:cs="Times New Roman"/>
-          <w:szCs w:val="28"/>
-          <w:lang w:val="uk-UA"/>
-        </w:rPr>
-      </w:pPr>
-    </w:p>
-    <w:p>
-      <w:pPr>
         <w:spacing w:after="160" w:line="259" w:lineRule="auto"/>
         <w:ind w:firstLine="0"/>
         <w:jc w:val="left"/>
@@ -1972,15 +1466,8 @@
           <w:lang w:val="uk-UA"/>
         </w:rPr>
       </w:pPr>
-      <w:r>
-        <w:rPr>
-          <w:rFonts w:cs="Times New Roman"/>
-          <w:szCs w:val="28"/>
-          <w:lang w:val="uk-UA"/>
-        </w:rPr>
-        <w:lastRenderedPageBreak/>
-        <w:br w:type="page"/>
-      </w:r>
+      <w:bookmarkStart w:id="0" w:name="_GoBack"/>
+      <w:bookmarkEnd w:id="0"/>
     </w:p>
     <w:p>
       <w:pPr>
@@ -2035,43 +1522,7 @@
           <w:szCs w:val="28"/>
           <w:lang w:val="uk-UA"/>
         </w:rPr>
-        <w:t xml:space="preserve">ульовані у форматі </w:t>
-      </w:r>
-      <w:proofErr w:type="spellStart"/>
-      <w:r>
-        <w:rPr>
-          <w:rFonts w:cs="Times New Roman"/>
-          <w:szCs w:val="28"/>
-          <w:lang w:val="uk-UA"/>
-        </w:rPr>
-        <w:t>User</w:t>
-      </w:r>
-      <w:proofErr w:type="spellEnd"/>
-      <w:r>
-        <w:rPr>
-          <w:rFonts w:cs="Times New Roman"/>
-          <w:szCs w:val="28"/>
-          <w:lang w:val="uk-UA"/>
-        </w:rPr>
-        <w:t xml:space="preserve"> </w:t>
-      </w:r>
-      <w:proofErr w:type="spellStart"/>
-      <w:r>
-        <w:rPr>
-          <w:rFonts w:cs="Times New Roman"/>
-          <w:szCs w:val="28"/>
-          <w:lang w:val="uk-UA"/>
-        </w:rPr>
-        <w:t>Stories</w:t>
-      </w:r>
-      <w:proofErr w:type="spellEnd"/>
-      <w:r>
-        <w:rPr>
-          <w:rFonts w:cs="Times New Roman"/>
-          <w:szCs w:val="28"/>
-          <w:lang w:val="uk-UA"/>
-        </w:rPr>
-        <w:t>.</w:t>
+        <w:t>ульовані у форматі User Stories.</w:t>
       </w:r>
     </w:p>
     <w:p>
@@ -2122,25 +1573,7 @@
           <w:szCs w:val="28"/>
           <w:lang w:val="uk-UA"/>
         </w:rPr>
-        <w:t xml:space="preserve"> Як студент, я хочу створювати заявку на ремонт (</w:t>
-      </w:r>
-      <w:proofErr w:type="spellStart"/>
-      <w:r>
-        <w:rPr>
-          <w:rFonts w:cs="Times New Roman"/>
-          <w:szCs w:val="28"/>
-          <w:lang w:val="uk-UA"/>
-        </w:rPr>
-        <w:t>Ticket</w:t>
-      </w:r>
-      <w:proofErr w:type="spellEnd"/>
-      <w:r>
-        <w:rPr>
-          <w:rFonts w:cs="Times New Roman"/>
-          <w:szCs w:val="28"/>
-          <w:lang w:val="uk-UA"/>
-        </w:rPr>
-        <w:t>), вказуючи тип поломки, опис та додаючи фото, щоб майстер міг її полагодити.</w:t>
+        <w:t xml:space="preserve"> Як студент, я хочу створювати заявку на ремонт (Ticket), вказуючи тип поломки, опис та додаючи фото, щоб майстер міг її полагодити.</w:t>
       </w:r>
     </w:p>
     <w:p>
@@ -2293,25 +1726,7 @@
           <w:szCs w:val="28"/>
           <w:lang w:val="uk-UA"/>
         </w:rPr>
-        <w:t xml:space="preserve"> Як комендант, я хочу бачити інтерактивну карту кімнат ("</w:t>
-      </w:r>
-      <w:proofErr w:type="spellStart"/>
-      <w:r>
-        <w:rPr>
-          <w:rFonts w:cs="Times New Roman"/>
-          <w:szCs w:val="28"/>
-          <w:lang w:val="uk-UA"/>
-        </w:rPr>
-        <w:t>Шахматку</w:t>
-      </w:r>
-      <w:proofErr w:type="spellEnd"/>
-      <w:r>
-        <w:rPr>
-          <w:rFonts w:cs="Times New Roman"/>
-          <w:szCs w:val="28"/>
-          <w:lang w:val="uk-UA"/>
-        </w:rPr>
-        <w:t xml:space="preserve">") з індикацією вільних та зайнятих ліжко-місць. </w:t>
+        <w:t xml:space="preserve"> Як комендант, я хочу бачити інтерактивну карту кімнат ("Шахматку") з індикацією вільних та зайнятих ліжко-місць. </w:t>
       </w:r>
     </w:p>
     <w:p>
@@ -2587,29 +2002,7 @@
           <w:szCs w:val="28"/>
           <w:lang w:val="uk-UA"/>
         </w:rPr>
-        <w:t xml:space="preserve">Модуль "Фінанси та Налаштування" (Бухгалтер та </w:t>
-      </w:r>
-      <w:proofErr w:type="spellStart"/>
-      <w:r>
-        <w:rPr>
-          <w:rFonts w:cs="Times New Roman"/>
-          <w:b/>
-          <w:bCs/>
-          <w:szCs w:val="28"/>
-          <w:lang w:val="uk-UA"/>
-        </w:rPr>
-        <w:t>Адмін</w:t>
-      </w:r>
-      <w:proofErr w:type="spellEnd"/>
-      <w:r>
-        <w:rPr>
-          <w:rFonts w:cs="Times New Roman"/>
-          <w:b/>
-          <w:bCs/>
-          <w:szCs w:val="28"/>
-          <w:lang w:val="uk-UA"/>
-        </w:rPr>
-        <w:t>):</w:t>
+        <w:t>Модуль "Фінанси та Налаштування" (Бухгалтер та Адмін):</w:t>
       </w:r>
       <w:r>
         <w:rPr>
@@ -2740,29 +2133,7 @@
           <w:szCs w:val="28"/>
           <w:lang w:val="uk-UA"/>
         </w:rPr>
-        <w:t>Продуктивність (</w:t>
-      </w:r>
-      <w:proofErr w:type="spellStart"/>
-      <w:r>
-        <w:rPr>
-          <w:rFonts w:cs="Times New Roman"/>
-          <w:b/>
-          <w:bCs/>
-          <w:szCs w:val="28"/>
-          <w:lang w:val="uk-UA"/>
-        </w:rPr>
-        <w:t>Performance</w:t>
-      </w:r>
-      <w:proofErr w:type="spellEnd"/>
-      <w:r>
-        <w:rPr>
-          <w:rFonts w:cs="Times New Roman"/>
-          <w:b/>
-          <w:bCs/>
-          <w:szCs w:val="28"/>
-          <w:lang w:val="uk-UA"/>
-        </w:rPr>
-        <w:t>)</w:t>
+        <w:t>Продуктивність (Performance)</w:t>
       </w:r>
     </w:p>
     <w:p>
@@ -2793,25 +2164,7 @@
           <w:szCs w:val="28"/>
           <w:lang w:val="uk-UA"/>
         </w:rPr>
-        <w:t xml:space="preserve"> Час завантаження головної сторінки (</w:t>
-      </w:r>
-      <w:proofErr w:type="spellStart"/>
-      <w:r>
-        <w:rPr>
-          <w:rFonts w:cs="Times New Roman"/>
-          <w:szCs w:val="28"/>
-          <w:lang w:val="uk-UA"/>
-        </w:rPr>
-        <w:t>Dashboard</w:t>
-      </w:r>
-      <w:proofErr w:type="spellEnd"/>
-      <w:r>
-        <w:rPr>
-          <w:rFonts w:cs="Times New Roman"/>
-          <w:szCs w:val="28"/>
-          <w:lang w:val="uk-UA"/>
-        </w:rPr>
-        <w:t xml:space="preserve">) не повинен перевищувати </w:t>
+        <w:t xml:space="preserve"> Час завантаження головної сторінки (Dashboard) не повинен перевищувати </w:t>
       </w:r>
       <w:r>
         <w:rPr>
@@ -2947,29 +2300,7 @@
           <w:szCs w:val="28"/>
           <w:lang w:val="uk-UA"/>
         </w:rPr>
-        <w:t>Безпека (</w:t>
-      </w:r>
-      <w:proofErr w:type="spellStart"/>
-      <w:r>
-        <w:rPr>
-          <w:rFonts w:cs="Times New Roman"/>
-          <w:b/>
-          <w:bCs/>
-          <w:szCs w:val="28"/>
-          <w:lang w:val="uk-UA"/>
-        </w:rPr>
-        <w:t>Security</w:t>
-      </w:r>
-      <w:proofErr w:type="spellEnd"/>
-      <w:r>
-        <w:rPr>
-          <w:rFonts w:cs="Times New Roman"/>
-          <w:b/>
-          <w:bCs/>
-          <w:szCs w:val="28"/>
-          <w:lang w:val="uk-UA"/>
-        </w:rPr>
-        <w:t>)</w:t>
+        <w:t>Безпека (Security)</w:t>
       </w:r>
       <w:r>
         <w:rPr>
@@ -3009,43 +2340,7 @@
           <w:szCs w:val="28"/>
           <w:lang w:val="uk-UA"/>
         </w:rPr>
-        <w:t xml:space="preserve"> Паролі користувачів повинні зберігатися в базі даних виключно у </w:t>
-      </w:r>
-      <w:proofErr w:type="spellStart"/>
-      <w:r>
-        <w:rPr>
-          <w:rFonts w:cs="Times New Roman"/>
-          <w:szCs w:val="28"/>
-          <w:lang w:val="uk-UA"/>
-        </w:rPr>
-        <w:t>хешованому</w:t>
-      </w:r>
-      <w:proofErr w:type="spellEnd"/>
-      <w:r>
-        <w:rPr>
-          <w:rFonts w:cs="Times New Roman"/>
-          <w:szCs w:val="28"/>
-          <w:lang w:val="uk-UA"/>
-        </w:rPr>
-        <w:t xml:space="preserve"> вигляді (алгоритм </w:t>
-      </w:r>
-      <w:proofErr w:type="spellStart"/>
-      <w:r>
-        <w:rPr>
-          <w:rFonts w:cs="Times New Roman"/>
-          <w:szCs w:val="28"/>
-          <w:lang w:val="uk-UA"/>
-        </w:rPr>
-        <w:t>bcrypt</w:t>
-      </w:r>
-      <w:proofErr w:type="spellEnd"/>
-      <w:r>
-        <w:rPr>
-          <w:rFonts w:cs="Times New Roman"/>
-          <w:szCs w:val="28"/>
-          <w:lang w:val="uk-UA"/>
-        </w:rPr>
-        <w:t xml:space="preserve"> або Argon2). </w:t>
+        <w:t xml:space="preserve"> Паролі користувачів повинні зберігатися в базі даних виключно у хешованому вигляді (алгоритм bcrypt або Argon2). </w:t>
       </w:r>
     </w:p>
     <w:p>
@@ -3154,29 +2449,7 @@
           <w:szCs w:val="28"/>
           <w:lang w:val="uk-UA"/>
         </w:rPr>
-        <w:t>Надійність (</w:t>
-      </w:r>
-      <w:proofErr w:type="spellStart"/>
-      <w:r>
-        <w:rPr>
-          <w:rFonts w:cs="Times New Roman"/>
-          <w:b/>
-          <w:bCs/>
-          <w:szCs w:val="28"/>
-          <w:lang w:val="uk-UA"/>
-        </w:rPr>
-        <w:t>Reliability</w:t>
-      </w:r>
-      <w:proofErr w:type="spellEnd"/>
-      <w:r>
-        <w:rPr>
-          <w:rFonts w:cs="Times New Roman"/>
-          <w:b/>
-          <w:bCs/>
-          <w:szCs w:val="28"/>
-          <w:lang w:val="uk-UA"/>
-        </w:rPr>
-        <w:t>)</w:t>
+        <w:t>Надійність (Reliability)</w:t>
       </w:r>
       <w:r>
         <w:rPr>
@@ -3216,25 +2489,7 @@
           <w:szCs w:val="28"/>
           <w:lang w:val="uk-UA"/>
         </w:rPr>
-        <w:t xml:space="preserve"> Система повинна забезпечувати доступність (</w:t>
-      </w:r>
-      <w:proofErr w:type="spellStart"/>
-      <w:r>
-        <w:rPr>
-          <w:rFonts w:cs="Times New Roman"/>
-          <w:szCs w:val="28"/>
-          <w:lang w:val="uk-UA"/>
-        </w:rPr>
-        <w:t>Uptime</w:t>
-      </w:r>
-      <w:proofErr w:type="spellEnd"/>
-      <w:r>
-        <w:rPr>
-          <w:rFonts w:cs="Times New Roman"/>
-          <w:szCs w:val="28"/>
-          <w:lang w:val="uk-UA"/>
-        </w:rPr>
-        <w:t xml:space="preserve">) на рівні </w:t>
+        <w:t xml:space="preserve"> Система повинна забезпечувати доступність (Uptime) на рівні </w:t>
       </w:r>
       <w:r>
         <w:rPr>
@@ -3284,25 +2539,7 @@
           <w:szCs w:val="28"/>
           <w:lang w:val="uk-UA"/>
         </w:rPr>
-        <w:t xml:space="preserve"> Резервне копіювання бази даних (</w:t>
-      </w:r>
-      <w:proofErr w:type="spellStart"/>
-      <w:r>
-        <w:rPr>
-          <w:rFonts w:cs="Times New Roman"/>
-          <w:szCs w:val="28"/>
-          <w:lang w:val="uk-UA"/>
-        </w:rPr>
-        <w:t>Backup</w:t>
-      </w:r>
-      <w:proofErr w:type="spellEnd"/>
-      <w:r>
-        <w:rPr>
-          <w:rFonts w:cs="Times New Roman"/>
-          <w:szCs w:val="28"/>
-          <w:lang w:val="uk-UA"/>
-        </w:rPr>
-        <w:t xml:space="preserve">) повинно виконуватися автоматично </w:t>
+        <w:t xml:space="preserve"> Резервне копіювання бази даних (Backup) повинно виконуватися автоматично </w:t>
       </w:r>
       <w:r>
         <w:rPr>
@@ -3331,29 +2568,7 @@
           <w:szCs w:val="28"/>
           <w:lang w:val="uk-UA"/>
         </w:rPr>
-        <w:t>Зручність використання (</w:t>
-      </w:r>
-      <w:proofErr w:type="spellStart"/>
-      <w:r>
-        <w:rPr>
-          <w:rFonts w:cs="Times New Roman"/>
-          <w:b/>
-          <w:bCs/>
-          <w:szCs w:val="28"/>
-          <w:lang w:val="uk-UA"/>
-        </w:rPr>
-        <w:t>Usability</w:t>
-      </w:r>
-      <w:proofErr w:type="spellEnd"/>
-      <w:r>
-        <w:rPr>
-          <w:rFonts w:cs="Times New Roman"/>
-          <w:b/>
-          <w:bCs/>
-          <w:szCs w:val="28"/>
-          <w:lang w:val="uk-UA"/>
-        </w:rPr>
-        <w:t>)</w:t>
+        <w:t>Зручність використання (Usability)</w:t>
       </w:r>
       <w:r>
         <w:rPr>
@@ -3393,61 +2608,7 @@
           <w:szCs w:val="28"/>
           <w:lang w:val="uk-UA"/>
         </w:rPr>
-        <w:t xml:space="preserve"> Інтерфейс системи повинен бути адаптивним (</w:t>
-      </w:r>
-      <w:proofErr w:type="spellStart"/>
-      <w:r>
-        <w:rPr>
-          <w:rFonts w:cs="Times New Roman"/>
-          <w:szCs w:val="28"/>
-          <w:lang w:val="uk-UA"/>
-        </w:rPr>
-        <w:t>Responsive</w:t>
-      </w:r>
-      <w:proofErr w:type="spellEnd"/>
-      <w:r>
-        <w:rPr>
-          <w:rFonts w:cs="Times New Roman"/>
-          <w:szCs w:val="28"/>
-          <w:lang w:val="uk-UA"/>
-        </w:rPr>
-        <w:t xml:space="preserve"> </w:t>
-      </w:r>
-      <w:proofErr w:type="spellStart"/>
-      <w:r>
-        <w:rPr>
-          <w:rFonts w:cs="Times New Roman"/>
-          <w:szCs w:val="28"/>
-          <w:lang w:val="uk-UA"/>
-        </w:rPr>
-        <w:t>Design</w:t>
-      </w:r>
-      <w:proofErr w:type="spellEnd"/>
-      <w:r>
-        <w:rPr>
-          <w:rFonts w:cs="Times New Roman"/>
-          <w:szCs w:val="28"/>
-          <w:lang w:val="uk-UA"/>
-        </w:rPr>
-        <w:t xml:space="preserve">) та </w:t>
-      </w:r>
-      <w:proofErr w:type="spellStart"/>
-      <w:r>
-        <w:rPr>
-          <w:rFonts w:cs="Times New Roman"/>
-          <w:szCs w:val="28"/>
-          <w:lang w:val="uk-UA"/>
-        </w:rPr>
-        <w:t>коректно</w:t>
-      </w:r>
-      <w:proofErr w:type="spellEnd"/>
-      <w:r>
-        <w:rPr>
-          <w:rFonts w:cs="Times New Roman"/>
-          <w:szCs w:val="28"/>
-          <w:lang w:val="uk-UA"/>
-        </w:rPr>
-        <w:t xml:space="preserve"> відображатися на мобільних пристроях з шириною екрану від </w:t>
+        <w:t xml:space="preserve"> Інтерфейс системи повинен бути адаптивним (Responsive Design) та коректно відображатися на мобільних пристроях з шириною екрану від </w:t>
       </w:r>
       <w:r>
         <w:rPr>
@@ -3506,19 +2667,8 @@
           <w:szCs w:val="28"/>
           <w:lang w:val="uk-UA"/>
         </w:rPr>
-        <w:t xml:space="preserve">4 </w:t>
-      </w:r>
-      <w:proofErr w:type="spellStart"/>
-      <w:r>
-        <w:rPr>
-          <w:rFonts w:cs="Times New Roman"/>
-          <w:bCs/>
-          <w:szCs w:val="28"/>
-          <w:lang w:val="uk-UA"/>
-        </w:rPr>
-        <w:t>кліків</w:t>
-      </w:r>
-      <w:proofErr w:type="spellEnd"/>
+        <w:t>4 кліків</w:t>
+      </w:r>
       <w:r>
         <w:rPr>
           <w:rFonts w:cs="Times New Roman"/>
@@ -3585,293 +2735,24 @@
         </w:rPr>
         <w:t xml:space="preserve">Після завершення виконання лабораторної роботи було успішно сформовано </w:t>
       </w:r>
-      <w:proofErr w:type="spellStart"/>
       <w:r>
         <w:rPr>
           <w:lang w:val="ru-RU"/>
         </w:rPr>
-        <w:t>базову</w:t>
-      </w:r>
-      <w:proofErr w:type="spellEnd"/>
+        <w:t>базову специфікацію вимог, яка є міцним фундаментом для старту розробки. Визначення 6 ключових ролей дозволило охопити всі процеси: від побутових потреб мешканців</w:t>
+      </w:r>
       <w:r>
         <w:rPr>
           <w:lang w:val="ru-RU"/>
         </w:rPr>
-        <w:t xml:space="preserve"> </w:t>
-      </w:r>
-      <w:proofErr w:type="spellStart"/>
+        <w:t>,</w:t>
+      </w:r>
       <w:r>
         <w:rPr>
           <w:lang w:val="ru-RU"/>
         </w:rPr>
-        <w:t>специфікацію</w:t>
-      </w:r>
-      <w:proofErr w:type="spellEnd"/>
-      <w:r>
-        <w:rPr>
-          <w:lang w:val="ru-RU"/>
-        </w:rPr>
-        <w:t xml:space="preserve"> </w:t>
-      </w:r>
-      <w:proofErr w:type="spellStart"/>
-      <w:r>
-        <w:rPr>
-          <w:lang w:val="ru-RU"/>
-        </w:rPr>
-        <w:t>вимог</w:t>
-      </w:r>
-      <w:proofErr w:type="spellEnd"/>
-      <w:r>
-        <w:rPr>
-          <w:lang w:val="ru-RU"/>
-        </w:rPr>
-        <w:t xml:space="preserve">, яка є </w:t>
-      </w:r>
-      <w:proofErr w:type="spellStart"/>
-      <w:r>
-        <w:rPr>
-          <w:lang w:val="ru-RU"/>
-        </w:rPr>
-        <w:t>міцним</w:t>
-      </w:r>
-      <w:proofErr w:type="spellEnd"/>
-      <w:r>
-        <w:rPr>
-          <w:lang w:val="ru-RU"/>
-        </w:rPr>
-        <w:t xml:space="preserve"> фундаментом для старту </w:t>
-      </w:r>
-      <w:proofErr w:type="spellStart"/>
-      <w:r>
-        <w:rPr>
-          <w:lang w:val="ru-RU"/>
-        </w:rPr>
-        <w:t>розробки</w:t>
-      </w:r>
-      <w:proofErr w:type="spellEnd"/>
-      <w:r>
-        <w:rPr>
-          <w:lang w:val="ru-RU"/>
-        </w:rPr>
-        <w:t xml:space="preserve">. </w:t>
-      </w:r>
-      <w:proofErr w:type="spellStart"/>
-      <w:r>
-        <w:rPr>
-          <w:lang w:val="ru-RU"/>
-        </w:rPr>
-        <w:t>Визначення</w:t>
-      </w:r>
-      <w:proofErr w:type="spellEnd"/>
-      <w:r>
-        <w:rPr>
-          <w:lang w:val="ru-RU"/>
-        </w:rPr>
-        <w:t xml:space="preserve"> 6 </w:t>
-      </w:r>
-      <w:proofErr w:type="spellStart"/>
-      <w:r>
-        <w:rPr>
-          <w:lang w:val="ru-RU"/>
-        </w:rPr>
-        <w:t>ключових</w:t>
-      </w:r>
-      <w:proofErr w:type="spellEnd"/>
-      <w:r>
-        <w:rPr>
-          <w:lang w:val="ru-RU"/>
-        </w:rPr>
-        <w:t xml:space="preserve"> ролей дозволило </w:t>
-      </w:r>
-      <w:proofErr w:type="spellStart"/>
-      <w:r>
-        <w:rPr>
-          <w:lang w:val="ru-RU"/>
-        </w:rPr>
-        <w:t>охопити</w:t>
-      </w:r>
-      <w:proofErr w:type="spellEnd"/>
-      <w:r>
-        <w:rPr>
-          <w:lang w:val="ru-RU"/>
-        </w:rPr>
-        <w:t xml:space="preserve"> </w:t>
-      </w:r>
-      <w:proofErr w:type="spellStart"/>
-      <w:r>
-        <w:rPr>
-          <w:lang w:val="ru-RU"/>
-        </w:rPr>
-        <w:t>всі</w:t>
-      </w:r>
-      <w:proofErr w:type="spellEnd"/>
-      <w:r>
-        <w:rPr>
-          <w:lang w:val="ru-RU"/>
-        </w:rPr>
-        <w:t xml:space="preserve"> </w:t>
-      </w:r>
-      <w:proofErr w:type="spellStart"/>
-      <w:r>
-        <w:rPr>
-          <w:lang w:val="ru-RU"/>
-        </w:rPr>
-        <w:t>процеси</w:t>
-      </w:r>
-      <w:proofErr w:type="spellEnd"/>
-      <w:r>
-        <w:rPr>
-          <w:lang w:val="ru-RU"/>
-        </w:rPr>
-        <w:t xml:space="preserve">: </w:t>
-      </w:r>
-      <w:proofErr w:type="spellStart"/>
-      <w:r>
-        <w:rPr>
-          <w:lang w:val="ru-RU"/>
-        </w:rPr>
-        <w:t>від</w:t>
-      </w:r>
-      <w:proofErr w:type="spellEnd"/>
-      <w:r>
-        <w:rPr>
-          <w:lang w:val="ru-RU"/>
-        </w:rPr>
-        <w:t xml:space="preserve"> </w:t>
-      </w:r>
-      <w:proofErr w:type="spellStart"/>
-      <w:r>
-        <w:rPr>
-          <w:lang w:val="ru-RU"/>
-        </w:rPr>
-        <w:t>побутових</w:t>
-      </w:r>
-      <w:proofErr w:type="spellEnd"/>
-      <w:r>
-        <w:rPr>
-          <w:lang w:val="ru-RU"/>
-        </w:rPr>
-        <w:t xml:space="preserve"> потреб </w:t>
-      </w:r>
-      <w:proofErr w:type="spellStart"/>
-      <w:r>
-        <w:rPr>
-          <w:lang w:val="ru-RU"/>
-        </w:rPr>
-        <w:t>мешканців</w:t>
-      </w:r>
-      <w:proofErr w:type="spellEnd"/>
-      <w:r>
-        <w:rPr>
-          <w:lang w:val="ru-RU"/>
-        </w:rPr>
-        <w:t>,</w:t>
-      </w:r>
-      <w:r>
-        <w:rPr>
-          <w:lang w:val="ru-RU"/>
-        </w:rPr>
-        <w:t xml:space="preserve"> </w:t>
-      </w:r>
-      <w:proofErr w:type="gramStart"/>
-      <w:r>
-        <w:rPr>
-          <w:lang w:val="ru-RU"/>
-        </w:rPr>
-        <w:t>до контролю</w:t>
-      </w:r>
-      <w:proofErr w:type="gramEnd"/>
-      <w:r>
-        <w:rPr>
-          <w:lang w:val="ru-RU"/>
-        </w:rPr>
-        <w:t xml:space="preserve"> з боку </w:t>
-      </w:r>
-      <w:proofErr w:type="spellStart"/>
-      <w:r>
-        <w:rPr>
-          <w:lang w:val="ru-RU"/>
-        </w:rPr>
-        <w:t>адміністрації</w:t>
-      </w:r>
-      <w:proofErr w:type="spellEnd"/>
-      <w:r>
-        <w:rPr>
-          <w:lang w:val="ru-RU"/>
-        </w:rPr>
-        <w:t xml:space="preserve">. </w:t>
-      </w:r>
-      <w:proofErr w:type="spellStart"/>
-      <w:r>
-        <w:rPr>
-          <w:lang w:val="ru-RU"/>
-        </w:rPr>
-        <w:t>Зібрані</w:t>
-      </w:r>
-      <w:proofErr w:type="spellEnd"/>
-      <w:r>
-        <w:rPr>
-          <w:lang w:val="ru-RU"/>
-        </w:rPr>
-        <w:t xml:space="preserve"> </w:t>
-      </w:r>
-      <w:proofErr w:type="spellStart"/>
-      <w:r>
-        <w:rPr>
-          <w:lang w:val="ru-RU"/>
-        </w:rPr>
-        <w:t>функціональні</w:t>
-      </w:r>
-      <w:proofErr w:type="spellEnd"/>
-      <w:r>
-        <w:rPr>
-          <w:lang w:val="ru-RU"/>
-        </w:rPr>
-        <w:t xml:space="preserve"> </w:t>
-      </w:r>
-      <w:proofErr w:type="spellStart"/>
-      <w:r>
-        <w:rPr>
-          <w:lang w:val="ru-RU"/>
-        </w:rPr>
-        <w:t>вимоги</w:t>
-      </w:r>
-      <w:proofErr w:type="spellEnd"/>
-      <w:r>
-        <w:rPr>
-          <w:lang w:val="ru-RU"/>
-        </w:rPr>
-        <w:t xml:space="preserve"> </w:t>
-      </w:r>
-      <w:proofErr w:type="spellStart"/>
-      <w:r>
-        <w:rPr>
-          <w:lang w:val="ru-RU"/>
-        </w:rPr>
-        <w:t>чітко</w:t>
-      </w:r>
-      <w:proofErr w:type="spellEnd"/>
-      <w:r>
-        <w:rPr>
-          <w:lang w:val="ru-RU"/>
-        </w:rPr>
-        <w:t xml:space="preserve"> </w:t>
-      </w:r>
-      <w:proofErr w:type="spellStart"/>
-      <w:r>
-        <w:rPr>
-          <w:lang w:val="ru-RU"/>
-        </w:rPr>
-        <w:t>описують</w:t>
-      </w:r>
-      <w:proofErr w:type="spellEnd"/>
-      <w:r>
-        <w:rPr>
-          <w:lang w:val="ru-RU"/>
-        </w:rPr>
-        <w:t xml:space="preserve">, </w:t>
-      </w:r>
-      <w:proofErr w:type="spellStart"/>
+        <w:t xml:space="preserve"> до контролю з боку адміністрації. Зібрані функціональні вимоги чітко описують, </w:t>
+      </w:r>
       <w:r>
         <w:rPr>
           <w:bCs/>
@@ -3879,82 +2760,11 @@
         </w:rPr>
         <w:t>що</w:t>
       </w:r>
-      <w:proofErr w:type="spellEnd"/>
       <w:r>
         <w:rPr>
           <w:lang w:val="ru-RU"/>
         </w:rPr>
-        <w:t xml:space="preserve"> система дозволить </w:t>
-      </w:r>
-      <w:proofErr w:type="spellStart"/>
-      <w:r>
-        <w:rPr>
-          <w:lang w:val="ru-RU"/>
-        </w:rPr>
-        <w:t>робити</w:t>
-      </w:r>
-      <w:proofErr w:type="spellEnd"/>
-      <w:r>
-        <w:rPr>
-          <w:lang w:val="ru-RU"/>
-        </w:rPr>
-        <w:t xml:space="preserve"> кожному </w:t>
-      </w:r>
-      <w:proofErr w:type="spellStart"/>
-      <w:r>
-        <w:rPr>
-          <w:lang w:val="ru-RU"/>
-        </w:rPr>
-        <w:t>учаснику</w:t>
-      </w:r>
-      <w:proofErr w:type="spellEnd"/>
-      <w:r>
-        <w:rPr>
-          <w:lang w:val="ru-RU"/>
-        </w:rPr>
-        <w:t xml:space="preserve">, а </w:t>
-      </w:r>
-      <w:proofErr w:type="spellStart"/>
-      <w:r>
-        <w:rPr>
-          <w:lang w:val="ru-RU"/>
-        </w:rPr>
-        <w:t>нефункціональні</w:t>
-      </w:r>
-      <w:proofErr w:type="spellEnd"/>
-      <w:r>
-        <w:rPr>
-          <w:lang w:val="ru-RU"/>
-        </w:rPr>
-        <w:t xml:space="preserve"> — </w:t>
-      </w:r>
-      <w:proofErr w:type="spellStart"/>
-      <w:r>
-        <w:rPr>
-          <w:lang w:val="ru-RU"/>
-        </w:rPr>
-        <w:t>встановлюють</w:t>
-      </w:r>
-      <w:proofErr w:type="spellEnd"/>
-      <w:r>
-        <w:rPr>
-          <w:lang w:val="ru-RU"/>
-        </w:rPr>
-        <w:t xml:space="preserve"> </w:t>
-      </w:r>
-      <w:proofErr w:type="spellStart"/>
-      <w:r>
-        <w:rPr>
-          <w:lang w:val="ru-RU"/>
-        </w:rPr>
-        <w:t>жорсткі</w:t>
-      </w:r>
-      <w:proofErr w:type="spellEnd"/>
-      <w:r>
-        <w:rPr>
-          <w:lang w:val="ru-RU"/>
-        </w:rPr>
-        <w:t xml:space="preserve"> рамки того, </w:t>
+        <w:t xml:space="preserve"> система дозволить робити кожному учаснику, а нефункціональні — встановлюють жорсткі рамки того, </w:t>
       </w:r>
       <w:r>
         <w:rPr>
@@ -3967,231 +2777,7 @@
         <w:rPr>
           <w:lang w:val="ru-RU"/>
         </w:rPr>
-        <w:t xml:space="preserve"> </w:t>
-      </w:r>
-      <w:proofErr w:type="spellStart"/>
-      <w:r>
-        <w:rPr>
-          <w:lang w:val="ru-RU"/>
-        </w:rPr>
-        <w:t>якісно</w:t>
-      </w:r>
-      <w:proofErr w:type="spellEnd"/>
-      <w:r>
-        <w:rPr>
-          <w:lang w:val="ru-RU"/>
-        </w:rPr>
-        <w:t xml:space="preserve">, </w:t>
-      </w:r>
-      <w:proofErr w:type="spellStart"/>
-      <w:r>
-        <w:rPr>
-          <w:lang w:val="ru-RU"/>
-        </w:rPr>
-        <w:t>безпечно</w:t>
-      </w:r>
-      <w:proofErr w:type="spellEnd"/>
-      <w:r>
-        <w:rPr>
-          <w:lang w:val="ru-RU"/>
-        </w:rPr>
-        <w:t xml:space="preserve"> та </w:t>
-      </w:r>
-      <w:proofErr w:type="spellStart"/>
-      <w:r>
-        <w:rPr>
-          <w:lang w:val="ru-RU"/>
-        </w:rPr>
-        <w:t>швидко</w:t>
-      </w:r>
-      <w:proofErr w:type="spellEnd"/>
-      <w:r>
-        <w:rPr>
-          <w:lang w:val="ru-RU"/>
-        </w:rPr>
-        <w:t xml:space="preserve"> вона </w:t>
-      </w:r>
-      <w:proofErr w:type="spellStart"/>
-      <w:r>
-        <w:rPr>
-          <w:lang w:val="ru-RU"/>
-        </w:rPr>
-        <w:t>має</w:t>
-      </w:r>
-      <w:proofErr w:type="spellEnd"/>
-      <w:r>
-        <w:rPr>
-          <w:lang w:val="ru-RU"/>
-        </w:rPr>
-        <w:t xml:space="preserve"> </w:t>
-      </w:r>
-      <w:proofErr w:type="spellStart"/>
-      <w:r>
-        <w:rPr>
-          <w:lang w:val="ru-RU"/>
-        </w:rPr>
-        <w:t>це</w:t>
-      </w:r>
-      <w:proofErr w:type="spellEnd"/>
-      <w:r>
-        <w:rPr>
-          <w:lang w:val="ru-RU"/>
-        </w:rPr>
-        <w:t xml:space="preserve"> </w:t>
-      </w:r>
-      <w:proofErr w:type="spellStart"/>
-      <w:r>
-        <w:rPr>
-          <w:lang w:val="ru-RU"/>
-        </w:rPr>
-        <w:t>виконувати</w:t>
-      </w:r>
-      <w:proofErr w:type="spellEnd"/>
-      <w:r>
-        <w:rPr>
-          <w:lang w:val="ru-RU"/>
-        </w:rPr>
-        <w:t xml:space="preserve">. </w:t>
-      </w:r>
-      <w:proofErr w:type="spellStart"/>
-      <w:r>
-        <w:rPr>
-          <w:lang w:val="ru-RU"/>
-        </w:rPr>
-        <w:t>Такий</w:t>
-      </w:r>
-      <w:proofErr w:type="spellEnd"/>
-      <w:r>
-        <w:rPr>
-          <w:lang w:val="ru-RU"/>
-        </w:rPr>
-        <w:t xml:space="preserve"> документ </w:t>
-      </w:r>
-      <w:proofErr w:type="spellStart"/>
-      <w:r>
-        <w:rPr>
-          <w:lang w:val="ru-RU"/>
-        </w:rPr>
-        <w:t>зводить</w:t>
-      </w:r>
-      <w:proofErr w:type="spellEnd"/>
-      <w:r>
-        <w:rPr>
-          <w:lang w:val="ru-RU"/>
-        </w:rPr>
-        <w:t xml:space="preserve"> до </w:t>
-      </w:r>
-      <w:proofErr w:type="spellStart"/>
-      <w:r>
-        <w:rPr>
-          <w:lang w:val="ru-RU"/>
-        </w:rPr>
-        <w:t>мінімуму</w:t>
-      </w:r>
-      <w:proofErr w:type="spellEnd"/>
-      <w:r>
-        <w:rPr>
-          <w:lang w:val="ru-RU"/>
-        </w:rPr>
-        <w:t xml:space="preserve"> </w:t>
-      </w:r>
-      <w:proofErr w:type="spellStart"/>
-      <w:r>
-        <w:rPr>
-          <w:lang w:val="ru-RU"/>
-        </w:rPr>
-        <w:t>ризик</w:t>
-      </w:r>
-      <w:proofErr w:type="spellEnd"/>
-      <w:r>
-        <w:rPr>
-          <w:lang w:val="ru-RU"/>
-        </w:rPr>
-        <w:t xml:space="preserve"> </w:t>
-      </w:r>
-      <w:proofErr w:type="spellStart"/>
-      <w:r>
-        <w:rPr>
-          <w:lang w:val="ru-RU"/>
-        </w:rPr>
-        <w:t>непорозумінь</w:t>
-      </w:r>
-      <w:proofErr w:type="spellEnd"/>
-      <w:r>
-        <w:rPr>
-          <w:lang w:val="ru-RU"/>
-        </w:rPr>
-        <w:t xml:space="preserve"> на </w:t>
-      </w:r>
-      <w:proofErr w:type="spellStart"/>
-      <w:r>
-        <w:rPr>
-          <w:lang w:val="ru-RU"/>
-        </w:rPr>
-        <w:t>етапі</w:t>
-      </w:r>
-      <w:proofErr w:type="spellEnd"/>
-      <w:r>
-        <w:rPr>
-          <w:lang w:val="ru-RU"/>
-        </w:rPr>
-        <w:t xml:space="preserve"> </w:t>
-      </w:r>
-      <w:proofErr w:type="spellStart"/>
-      <w:r>
-        <w:rPr>
-          <w:lang w:val="ru-RU"/>
-        </w:rPr>
-        <w:t>написання</w:t>
-      </w:r>
-      <w:proofErr w:type="spellEnd"/>
-      <w:r>
-        <w:rPr>
-          <w:lang w:val="ru-RU"/>
-        </w:rPr>
-        <w:t xml:space="preserve"> коду та </w:t>
-      </w:r>
-      <w:proofErr w:type="spellStart"/>
-      <w:r>
-        <w:rPr>
-          <w:lang w:val="ru-RU"/>
-        </w:rPr>
-        <w:t>проектування</w:t>
-      </w:r>
-      <w:proofErr w:type="spellEnd"/>
-      <w:r>
-        <w:rPr>
-          <w:lang w:val="ru-RU"/>
-        </w:rPr>
-        <w:t xml:space="preserve"> </w:t>
-      </w:r>
-      <w:proofErr w:type="spellStart"/>
-      <w:r>
-        <w:rPr>
-          <w:lang w:val="ru-RU"/>
-        </w:rPr>
-        <w:t>бази</w:t>
-      </w:r>
-      <w:proofErr w:type="spellEnd"/>
-      <w:r>
-        <w:rPr>
-          <w:lang w:val="ru-RU"/>
-        </w:rPr>
-        <w:t xml:space="preserve"> </w:t>
-      </w:r>
-      <w:proofErr w:type="spellStart"/>
-      <w:r>
-        <w:rPr>
-          <w:lang w:val="ru-RU"/>
-        </w:rPr>
-        <w:t>даних</w:t>
-      </w:r>
-      <w:proofErr w:type="spellEnd"/>
-      <w:r>
-        <w:rPr>
-          <w:lang w:val="ru-RU"/>
-        </w:rPr>
-        <w:t>.</w:t>
+        <w:t xml:space="preserve"> якісно, безпечно та швидко вона має це виконувати. Такий документ зводить до мінімуму ризик непорозумінь на етапі написання коду та проектування бази даних.</w:t>
       </w:r>
     </w:p>
     <w:p>
@@ -4213,7 +2799,6 @@
           <w:lang w:val="ru-RU"/>
         </w:rPr>
       </w:pPr>
-      <w:proofErr w:type="spellStart"/>
       <w:r>
         <w:rPr>
           <w:rFonts w:cs="Times New Roman"/>
@@ -4221,29 +2806,8 @@
           <w:szCs w:val="28"/>
           <w:lang w:val="ru-RU"/>
         </w:rPr>
-        <w:t>Контрольні</w:t>
-      </w:r>
-      <w:proofErr w:type="spellEnd"/>
-      <w:r>
-        <w:rPr>
-          <w:rFonts w:cs="Times New Roman"/>
-          <w:b/>
-          <w:szCs w:val="28"/>
-          <w:lang w:val="ru-RU"/>
-        </w:rPr>
-        <w:t xml:space="preserve"> </w:t>
-      </w:r>
-      <w:proofErr w:type="spellStart"/>
-      <w:r>
-        <w:rPr>
-          <w:rFonts w:cs="Times New Roman"/>
-          <w:b/>
-          <w:szCs w:val="28"/>
-          <w:lang w:val="ru-RU"/>
-        </w:rPr>
-        <w:t>питання</w:t>
-      </w:r>
-      <w:proofErr w:type="spellEnd"/>
+        <w:t>Контрольні питання</w:t>
+      </w:r>
     </w:p>
     <w:p>
       <w:pPr>
@@ -4504,25 +3068,7 @@
           <w:szCs w:val="28"/>
           <w:lang w:val="uk-UA"/>
         </w:rPr>
-        <w:t xml:space="preserve"> Збір інформації від великої групи людей (наприклад, </w:t>
-      </w:r>
-      <w:proofErr w:type="spellStart"/>
-      <w:r>
-        <w:rPr>
-          <w:rFonts w:cs="Times New Roman"/>
-          <w:szCs w:val="28"/>
-          <w:lang w:val="uk-UA"/>
-        </w:rPr>
-        <w:t>Google</w:t>
-      </w:r>
-      <w:proofErr w:type="spellEnd"/>
-      <w:r>
-        <w:rPr>
-          <w:rFonts w:cs="Times New Roman"/>
-          <w:szCs w:val="28"/>
-          <w:lang w:val="uk-UA"/>
-        </w:rPr>
-        <w:t xml:space="preserve"> Форма для 100 студентів) для виявлення загальних тенденцій.</w:t>
+        <w:t xml:space="preserve"> Збір інформації від великої групи людей (наприклад, Google Форма для 100 студентів) для виявлення загальних тенденцій.</w:t>
       </w:r>
     </w:p>
     <w:p>
@@ -4599,7 +3145,6 @@
           <w:lang w:val="uk-UA"/>
         </w:rPr>
       </w:pPr>
-      <w:proofErr w:type="spellStart"/>
       <w:r>
         <w:rPr>
           <w:rFonts w:cs="Times New Roman"/>
@@ -4609,9 +3154,26 @@
           <w:lang w:val="uk-UA"/>
         </w:rPr>
         <w:lastRenderedPageBreak/>
-        <w:t>Прототипування</w:t>
-      </w:r>
-      <w:proofErr w:type="spellEnd"/>
+        <w:t>Прототипування:</w:t>
+      </w:r>
+      <w:r>
+        <w:rPr>
+          <w:rFonts w:cs="Times New Roman"/>
+          <w:szCs w:val="28"/>
+          <w:lang w:val="uk-UA"/>
+        </w:rPr>
+        <w:t xml:space="preserve"> Створення чорнових макетів інтерфейсу для обговорення із замовником ("Чи зручно вам буде натискати цю кнопку?").</w:t>
+      </w:r>
+    </w:p>
+    <w:p>
+      <w:pPr>
+        <w:ind w:firstLine="0"/>
+        <w:rPr>
+          <w:rFonts w:cs="Times New Roman"/>
+          <w:szCs w:val="28"/>
+          <w:lang w:val="uk-UA"/>
+        </w:rPr>
+      </w:pPr>
       <w:r>
         <w:rPr>
           <w:rFonts w:cs="Times New Roman"/>
@@ -4620,79 +3182,7 @@
           <w:szCs w:val="28"/>
           <w:lang w:val="uk-UA"/>
         </w:rPr>
-        <w:t>:</w:t>
-      </w:r>
-      <w:r>
-        <w:rPr>
-          <w:rFonts w:cs="Times New Roman"/>
-          <w:szCs w:val="28"/>
-          <w:lang w:val="uk-UA"/>
-        </w:rPr>
-        <w:t xml:space="preserve"> Створення чорнових макетів інтерфейсу для обговорення із замовником ("Чи зручно вам буде натискати цю кнопку?").</w:t>
-      </w:r>
-    </w:p>
-    <w:p>
-      <w:pPr>
-        <w:ind w:firstLine="0"/>
-        <w:rPr>
-          <w:rFonts w:cs="Times New Roman"/>
-          <w:szCs w:val="28"/>
-          <w:lang w:val="uk-UA"/>
-        </w:rPr>
-      </w:pPr>
-      <w:r>
-        <w:rPr>
-          <w:rFonts w:cs="Times New Roman"/>
-          <w:b/>
-          <w:bCs/>
-          <w:szCs w:val="28"/>
-          <w:lang w:val="uk-UA"/>
-        </w:rPr>
-        <w:t>3. Що таке "Історія користувача" (</w:t>
-      </w:r>
-      <w:proofErr w:type="spellStart"/>
-      <w:r>
-        <w:rPr>
-          <w:rFonts w:cs="Times New Roman"/>
-          <w:b/>
-          <w:bCs/>
-          <w:szCs w:val="28"/>
-          <w:lang w:val="uk-UA"/>
-        </w:rPr>
-        <w:t>User</w:t>
-      </w:r>
-      <w:proofErr w:type="spellEnd"/>
-      <w:r>
-        <w:rPr>
-          <w:rFonts w:cs="Times New Roman"/>
-          <w:b/>
-          <w:bCs/>
-          <w:szCs w:val="28"/>
-          <w:lang w:val="uk-UA"/>
-        </w:rPr>
-        <w:t xml:space="preserve"> </w:t>
-      </w:r>
-      <w:proofErr w:type="spellStart"/>
-      <w:r>
-        <w:rPr>
-          <w:rFonts w:cs="Times New Roman"/>
-          <w:b/>
-          <w:bCs/>
-          <w:szCs w:val="28"/>
-          <w:lang w:val="uk-UA"/>
-        </w:rPr>
-        <w:t>Story</w:t>
-      </w:r>
-      <w:proofErr w:type="spellEnd"/>
-      <w:r>
-        <w:rPr>
-          <w:rFonts w:cs="Times New Roman"/>
-          <w:b/>
-          <w:bCs/>
-          <w:szCs w:val="28"/>
-          <w:lang w:val="uk-UA"/>
-        </w:rPr>
-        <w:t>) і з яких елементів вона складається?</w:t>
+        <w:t>3. Що таке "Історія користувача" (User Story) і з яких елементів вона складається?</w:t>
       </w:r>
     </w:p>
     <w:p>
@@ -4823,9 +3313,44 @@
           <w:szCs w:val="28"/>
           <w:lang w:val="uk-UA"/>
         </w:rPr>
-        <w:t xml:space="preserve">4. Поясніть важливість нефункціональних вимог для корпоративного </w:t>
-      </w:r>
-      <w:proofErr w:type="spellStart"/>
+        <w:t>4. Поясніть важливість нефункціональних вимог для корпоративного вебдодатку.</w:t>
+      </w:r>
+      <w:r>
+        <w:rPr>
+          <w:rFonts w:cs="Times New Roman"/>
+          <w:szCs w:val="28"/>
+          <w:lang w:val="uk-UA"/>
+        </w:rPr>
+        <w:t xml:space="preserve"> </w:t>
+      </w:r>
+    </w:p>
+    <w:p>
+      <w:pPr>
+        <w:ind w:firstLine="708"/>
+        <w:rPr>
+          <w:rFonts w:cs="Times New Roman"/>
+          <w:szCs w:val="28"/>
+          <w:lang w:val="uk-UA"/>
+        </w:rPr>
+      </w:pPr>
+      <w:r>
+        <w:rPr>
+          <w:rFonts w:cs="Times New Roman"/>
+          <w:szCs w:val="28"/>
+          <w:lang w:val="uk-UA"/>
+        </w:rPr>
+        <w:t>Для корпоративного сектору (як і для університетських систем) одного лише виконання функцій недостатньо. Якщо додаток має ідеальний функціонал (ФВ), але "падає" при одночасному вході 50 співробітників (проблема продуктивності), або дозволяє легко вкрасти базу даних (проблема безпеки) — він стає нежиттєздатним і приносить бізнесу збитки. НФВ гарантують стабільність, масштабованість, захист конфіденційної інформації та позитивний користувацький досвід.</w:t>
+      </w:r>
+    </w:p>
+    <w:p>
+      <w:pPr>
+        <w:ind w:firstLine="0"/>
+        <w:rPr>
+          <w:rFonts w:cs="Times New Roman"/>
+          <w:szCs w:val="28"/>
+          <w:lang w:val="uk-UA"/>
+        </w:rPr>
+      </w:pPr>
       <w:r>
         <w:rPr>
           <w:rFonts w:cs="Times New Roman"/>
@@ -4834,18 +3359,7 @@
           <w:szCs w:val="28"/>
           <w:lang w:val="uk-UA"/>
         </w:rPr>
-        <w:t>вебдодатку</w:t>
-      </w:r>
-      <w:proofErr w:type="spellEnd"/>
-      <w:r>
-        <w:rPr>
-          <w:rFonts w:cs="Times New Roman"/>
-          <w:b/>
-          <w:bCs/>
-          <w:szCs w:val="28"/>
-          <w:lang w:val="uk-UA"/>
-        </w:rPr>
-        <w:t>.</w:t>
+        <w:t>5. Що таке "критерії прийнятності" (Acceptance Criteria) і як вони пов'язані з функціональними вимогами?</w:t>
       </w:r>
       <w:r>
         <w:rPr>
@@ -4858,96 +3372,6 @@
     </w:p>
     <w:p>
       <w:pPr>
-        <w:ind w:firstLine="708"/>
-        <w:rPr>
-          <w:rFonts w:cs="Times New Roman"/>
-          <w:szCs w:val="28"/>
-          <w:lang w:val="uk-UA"/>
-        </w:rPr>
-      </w:pPr>
-      <w:r>
-        <w:rPr>
-          <w:rFonts w:cs="Times New Roman"/>
-          <w:szCs w:val="28"/>
-          <w:lang w:val="uk-UA"/>
-        </w:rPr>
-        <w:t>Для корпоративного сектору (як і для університетських систем) одного лише виконання функцій недостатньо. Якщо додаток має ідеальний функціонал (ФВ), але "падає" при одночасному вході 50 співробітників (проблема продуктивності), або дозволяє легко вкрасти базу даних (проблема безпеки) — він стає нежиттєздатним і приносить бізнесу збитки. НФВ гарантують стабільність, масштабованість, захист конфіденційної інформації та позитивний користувацький досвід.</w:t>
-      </w:r>
-    </w:p>
-    <w:p>
-      <w:pPr>
-        <w:ind w:firstLine="0"/>
-        <w:rPr>
-          <w:rFonts w:cs="Times New Roman"/>
-          <w:szCs w:val="28"/>
-          <w:lang w:val="uk-UA"/>
-        </w:rPr>
-      </w:pPr>
-      <w:r>
-        <w:rPr>
-          <w:rFonts w:cs="Times New Roman"/>
-          <w:b/>
-          <w:bCs/>
-          <w:szCs w:val="28"/>
-          <w:lang w:val="uk-UA"/>
-        </w:rPr>
-        <w:t>5. Що таке "критерії прийнятності" (</w:t>
-      </w:r>
-      <w:proofErr w:type="spellStart"/>
-      <w:r>
-        <w:rPr>
-          <w:rFonts w:cs="Times New Roman"/>
-          <w:b/>
-          <w:bCs/>
-          <w:szCs w:val="28"/>
-          <w:lang w:val="uk-UA"/>
-        </w:rPr>
-        <w:t>Acceptance</w:t>
-      </w:r>
-      <w:proofErr w:type="spellEnd"/>
-      <w:r>
-        <w:rPr>
-          <w:rFonts w:cs="Times New Roman"/>
-          <w:b/>
-          <w:bCs/>
-          <w:szCs w:val="28"/>
-          <w:lang w:val="uk-UA"/>
-        </w:rPr>
-        <w:t xml:space="preserve"> </w:t>
-      </w:r>
-      <w:proofErr w:type="spellStart"/>
-      <w:r>
-        <w:rPr>
-          <w:rFonts w:cs="Times New Roman"/>
-          <w:b/>
-          <w:bCs/>
-          <w:szCs w:val="28"/>
-          <w:lang w:val="uk-UA"/>
-        </w:rPr>
-        <w:t>Criteria</w:t>
-      </w:r>
-      <w:proofErr w:type="spellEnd"/>
-      <w:r>
-        <w:rPr>
-          <w:rFonts w:cs="Times New Roman"/>
-          <w:b/>
-          <w:bCs/>
-          <w:szCs w:val="28"/>
-          <w:lang w:val="uk-UA"/>
-        </w:rPr>
-        <w:t>) і як вони пов'язані з функціональними вимогами?</w:t>
-      </w:r>
-      <w:r>
-        <w:rPr>
-          <w:rFonts w:cs="Times New Roman"/>
-          <w:szCs w:val="28"/>
-          <w:lang w:val="uk-UA"/>
-        </w:rPr>
-        <w:t xml:space="preserve"> </w:t>
-      </w:r>
-    </w:p>
-    <w:p>
-      <w:pPr>
         <w:ind w:firstLine="360"/>
         <w:rPr>
           <w:rFonts w:cs="Times New Roman"/>
@@ -4961,43 +3385,7 @@
           <w:szCs w:val="28"/>
           <w:lang w:val="uk-UA"/>
         </w:rPr>
-        <w:t xml:space="preserve">Це набір чітких умов, які повинні бути виконані, щоб функціональна вимога (або </w:t>
-      </w:r>
-      <w:proofErr w:type="spellStart"/>
-      <w:r>
-        <w:rPr>
-          <w:rFonts w:cs="Times New Roman"/>
-          <w:szCs w:val="28"/>
-          <w:lang w:val="uk-UA"/>
-        </w:rPr>
-        <w:t>User</w:t>
-      </w:r>
-      <w:proofErr w:type="spellEnd"/>
-      <w:r>
-        <w:rPr>
-          <w:rFonts w:cs="Times New Roman"/>
-          <w:szCs w:val="28"/>
-          <w:lang w:val="uk-UA"/>
-        </w:rPr>
-        <w:t xml:space="preserve"> </w:t>
-      </w:r>
-      <w:proofErr w:type="spellStart"/>
-      <w:r>
-        <w:rPr>
-          <w:rFonts w:cs="Times New Roman"/>
-          <w:szCs w:val="28"/>
-          <w:lang w:val="uk-UA"/>
-        </w:rPr>
-        <w:t>Story</w:t>
-      </w:r>
-      <w:proofErr w:type="spellEnd"/>
-      <w:r>
-        <w:rPr>
-          <w:rFonts w:cs="Times New Roman"/>
-          <w:szCs w:val="28"/>
-          <w:lang w:val="uk-UA"/>
-        </w:rPr>
-        <w:t xml:space="preserve">) вважалася повністю реалізованою та приймалася замовником. Вони задають межі тестування. </w:t>
+        <w:t xml:space="preserve">Це набір чітких умов, які повинні бути виконані, щоб функціональна вимога (або User Story) вважалася повністю реалізованою та приймалася замовником. Вони задають межі тестування. </w:t>
       </w:r>
       <w:r>
         <w:rPr>
